--- a/biblioteca/engenharia-florestal/05_APOSTILA_ACESSIVEL.docx
+++ b/biblioteca/engenharia-florestal/05_APOSTILA_ACESSIVEL.docx
@@ -150,6 +150,12 @@
           <w:t xml:space="preserve">Abrir o jogo</w:t>
         </w:r>
       </w:hyperlink>
+    </w:p>
+    <w:p>
+      <w:pPr>
+        <w:pStyle w:val="BodyText"/>
+      </w:pPr>
+      <w:hyperlink w:anchor="Xd39452700e8e659f340df684e5bef9e9e3a7a8f"/>
     </w:p>
     <w:p>
       <w:pPr>
@@ -208,6 +214,12 @@
     </w:p>
     <w:p>
       <w:pPr>
+        <w:pStyle w:val="BodyText"/>
+      </w:pPr>
+      <w:hyperlink w:anchor="X9cf327ffdbc78cd0967c07b52004f92f8304a88"/>
+    </w:p>
+    <w:p>
+      <w:pPr>
         <w:pStyle w:val="CaptionedFigure"/>
       </w:pPr>
       <w:r>
@@ -263,6 +275,12 @@
     </w:p>
     <w:p>
       <w:pPr>
+        <w:pStyle w:val="BodyText"/>
+      </w:pPr>
+      <w:hyperlink w:anchor="X931a519ca36af18278361d7b939d989427d865d"/>
+    </w:p>
+    <w:p>
+      <w:pPr>
         <w:pStyle w:val="CaptionedFigure"/>
       </w:pPr>
       <w:r>
@@ -318,6 +336,12 @@
     </w:p>
     <w:p>
       <w:pPr>
+        <w:pStyle w:val="BodyText"/>
+      </w:pPr>
+      <w:hyperlink w:anchor="X2779fde973513e92e6900823f066e1c26759be6"/>
+    </w:p>
+    <w:p>
+      <w:pPr>
         <w:pStyle w:val="CaptionedFigure"/>
       </w:pPr>
       <w:r>
@@ -370,6 +394,12 @@
       <w:r>
         <w:t xml:space="preserve">Aplicações</w:t>
       </w:r>
+    </w:p>
+    <w:p>
+      <w:pPr>
+        <w:pStyle w:val="BodyText"/>
+      </w:pPr>
+      <w:hyperlink w:anchor="Xf828fd12b131fa031aaf8277cee43746df90ca1"/>
     </w:p>
     <w:p>
       <w:pPr>
@@ -11232,19 +11262,46 @@
         <w:t xml:space="preserve">uso</w:t>
       </w:r>
       <w:r>
-        <w:t xml:space="preserve">. (b) Idades vizinhas dão volumes vizinhos — não existe um</w:t>
-      </w:r>
-      <w:r>
-        <w:t xml:space="preserve"> </w:t>
-      </w:r>
-      <w:r>
-        <w:t xml:space="preserve">ano em que o volume "pule" sem explicação. Assim interpolação entre</w:t>
-      </w:r>
-      <w:r>
-        <w:t xml:space="preserve"> </w:t>
-      </w:r>
-      <w:r>
-        <w:t xml:space="preserve">idades inventariadas é confiável.</w:t>
+        <w:t xml:space="preserve">. (b) Idades vizinhas dão volumes vizinhos no modelo, sem um</w:t>
+      </w:r>
+      <w:r>
+        <w:t xml:space="preserve"> </w:t>
+      </w:r>
+      <w:r>
+        <w:t xml:space="preserve">salto inexplicado. Isso permite interpolar</w:t>
+      </w:r>
+      <w:r>
+        <w:t xml:space="preserve"> </w:t>
+      </w:r>
+      <w:r>
+        <w:rPr>
+          <w:bCs/>
+          <w:b/>
+        </w:rPr>
+        <w:t xml:space="preserve">dentro da curva</w:t>
+      </w:r>
+      <w:r>
+        <w:rPr>
+          <w:bCs/>
+          <w:b/>
+        </w:rPr>
+        <w:t xml:space="preserve"> </w:t>
+      </w:r>
+      <w:r>
+        <w:rPr>
+          <w:bCs/>
+          <w:b/>
+        </w:rPr>
+        <w:t xml:space="preserve">adotada</w:t>
+      </w:r>
+      <w:r>
+        <w:t xml:space="preserve">, mas não garante que os dados entre as medições estejam</w:t>
+      </w:r>
+      <w:r>
+        <w:t xml:space="preserve"> </w:t>
+      </w:r>
+      <w:r>
+        <w:t xml:space="preserve">corretos.</w:t>
       </w:r>
       <w:r>
         <w:t xml:space="preserve"> </w:t>
@@ -11260,19 +11317,13 @@
         <w:t xml:space="preserve"> </w:t>
       </w:r>
       <w:r>
-        <w:t xml:space="preserve">dizer</w:t>
-      </w:r>
-      <w:r>
-        <w:t xml:space="preserve"> </w:t>
-      </w:r>
-      <w:r>
-        <w:t xml:space="preserve">"contínua em todo R". Em t = −6 a fração explode (e −6 anos nem existe</w:t>
-      </w:r>
-      <w:r>
-        <w:t xml:space="preserve"> </w:t>
-      </w:r>
-      <w:r>
-        <w:t xml:space="preserve">na floresta).</w:t>
+        <w:t xml:space="preserve">dizer "contínua em todo R". Em t</w:t>
+      </w:r>
+      <w:r>
+        <w:t xml:space="preserve"> </w:t>
+      </w:r>
+      <w:r>
+        <w:t xml:space="preserve">= −6 a fração explode (e −6 anos nem existe na floresta).</w:t>
       </w:r>
     </w:p>
     <w:p>
@@ -14285,11 +14336,7 @@
         <w:pStyle w:val="FirstParagraph"/>
       </w:pPr>
       <w:r>
-        <w:rPr>
-          <w:bCs/>
-          <w:b/>
-        </w:rPr>
-        <w:t xml:space="preserve">Gabarito do guia — confira passo a passo</w:t>
+        <w:t xml:space="preserve">Gabarito do guia (abrir depois de tentar)</w:t>
       </w:r>
     </w:p>
     <w:p>
@@ -22229,11 +22276,7 @@
         <w:pStyle w:val="FirstParagraph"/>
       </w:pPr>
       <w:r>
-        <w:rPr>
-          <w:bCs/>
-          <w:b/>
-        </w:rPr>
-        <w:t xml:space="preserve">Gabarito do guia — confira passo a passo</w:t>
+        <w:t xml:space="preserve">Gabarito do guia (abrir depois de tentar)</w:t>
       </w:r>
     </w:p>
     <w:p>
@@ -22522,13 +22565,19 @@
         <w:t xml:space="preserve"> </w:t>
       </w:r>
       <w:r>
-        <w:t xml:space="preserve">derivada respondem: sinal diz se sobe/desce, zero + teste diz onde é</w:t>
-      </w:r>
-      <w:r>
-        <w:t xml:space="preserve"> </w:t>
-      </w:r>
-      <w:r>
-        <w:t xml:space="preserve">topo ou vale, restrição reduz tudo a uma variável.</w:t>
+        <w:t xml:space="preserve">derivada respondem: o sinal diz se sobe/desce; candidatos e bordas</w:t>
+      </w:r>
+      <w:r>
+        <w:t xml:space="preserve"> </w:t>
+      </w:r>
+      <w:r>
+        <w:t xml:space="preserve">precisam de teste para localizar topo ou vale; a restrição reduz tudo a</w:t>
+      </w:r>
+      <w:r>
+        <w:t xml:space="preserve"> </w:t>
+      </w:r>
+      <w:r>
+        <w:t xml:space="preserve">uma variável.</w:t>
       </w:r>
     </w:p>
     <w:p>
@@ -22574,7 +22623,7 @@
           <w:iCs/>
           <w:i/>
         </w:rPr>
-        <w:t xml:space="preserve">derive, zere, teste,</w:t>
+        <w:t xml:space="preserve">derive, liste candidatos e</w:t>
       </w:r>
       <w:r>
         <w:rPr>
@@ -22588,7 +22637,7 @@
           <w:iCs/>
           <w:i/>
         </w:rPr>
-        <w:t xml:space="preserve">responda com unidade</w:t>
+        <w:t xml:space="preserve">bordas, teste e responda com unidade</w:t>
       </w:r>
       <w:r>
         <w:t xml:space="preserve">.</w:t>
@@ -22650,7 +22699,7 @@
           <w:iCs/>
           <w:i/>
         </w:rPr>
-        <w:t xml:space="preserve">Figura fig04 — Otimização. Parábola de lucro com vértice (máximo)</w:t>
+        <w:t xml:space="preserve">Figura fig04 — Otimização. Parábola de lucro com máximo e curva</w:t>
       </w:r>
       <w:r>
         <w:rPr>
@@ -22664,7 +22713,7 @@
           <w:iCs/>
           <w:i/>
         </w:rPr>
-        <w:t xml:space="preserve">e curva de custo com vale (mínimo). Derivada zera no topo/vale; 2ª</w:t>
+        <w:t xml:space="preserve">de custo com mínimo. Nos pontos lisos, a derivada zera; a 2ª derivada e</w:t>
       </w:r>
       <w:r>
         <w:rPr>
@@ -22678,7 +22727,7 @@
           <w:iCs/>
           <w:i/>
         </w:rPr>
-        <w:t xml:space="preserve">derivada diz qual é qual.</w:t>
+        <w:t xml:space="preserve">a comparação com as bordas classificam o resultado.</w:t>
       </w:r>
     </w:p>
     <w:p>
@@ -22818,30 +22867,28 @@
           <w:bCs/>
           <w:b/>
         </w:rPr>
-        <w:t xml:space="preserve">suspeito de máximo ou</w:t>
-      </w:r>
-      <w:r>
-        <w:rPr>
-          <w:bCs/>
-          <w:b/>
-        </w:rPr>
-        <w:t xml:space="preserve"> </w:t>
-      </w:r>
-      <w:r>
-        <w:rPr>
-          <w:bCs/>
-          <w:b/>
-        </w:rPr>
-        <w:t xml:space="preserve">mínimo</w:t>
-      </w:r>
-      <w:r>
-        <w:t xml:space="preserve">. Em manejo: onde o lucro para de subir? Onde o custo</w:t>
-      </w:r>
-      <w:r>
-        <w:t xml:space="preserve"> </w:t>
-      </w:r>
-      <w:r>
-        <w:t xml:space="preserve">para de cair? Onde o volume é máximo?</w:t>
+        <w:t xml:space="preserve">candidato</w:t>
+      </w:r>
+      <w:r>
+        <w:t xml:space="preserve">, que</w:t>
+      </w:r>
+      <w:r>
+        <w:t xml:space="preserve"> </w:t>
+      </w:r>
+      <w:r>
+        <w:t xml:space="preserve">ainda pode ser máximo, mínimo ou inflexão horizontal. Em manejo: onde o</w:t>
+      </w:r>
+      <w:r>
+        <w:t xml:space="preserve"> </w:t>
+      </w:r>
+      <w:r>
+        <w:t xml:space="preserve">lucro para de subir? Onde o custo para de cair? Onde o volume é</w:t>
+      </w:r>
+      <w:r>
+        <w:t xml:space="preserve"> </w:t>
+      </w:r>
+      <w:r>
+        <w:t xml:space="preserve">máximo?</w:t>
       </w:r>
     </w:p>
     <w:p>
@@ -22906,13 +22953,13 @@
         <w:t xml:space="preserve"> </w:t>
       </w:r>
       <w:r>
-        <w:t xml:space="preserve">Podia ser mínimo ou ponto de sela — eu não tinha provado nada. Corrigi</w:t>
-      </w:r>
-      <w:r>
-        <w:t xml:space="preserve"> </w:t>
-      </w:r>
-      <w:r>
-        <w:t xml:space="preserve">com</w:t>
+        <w:t xml:space="preserve">Podia ser mínimo ou ponto de inflexão horizontal — eu não tinha provado</w:t>
+      </w:r>
+      <w:r>
+        <w:t xml:space="preserve"> </w:t>
+      </w:r>
+      <w:r>
+        <w:t xml:space="preserve">nada. Corrigi com</w:t>
       </w:r>
       <w:r>
         <w:t xml:space="preserve"> </w:t>
@@ -23480,46 +23527,25 @@
         <w:t xml:space="preserve"> </w:t>
       </w:r>
       <w:r>
-        <w:t xml:space="preserve">— e cresce cada vez mais rápido.</w:t>
-      </w:r>
-      <w:r>
-        <w:t xml:space="preserve"> </w:t>
-      </w:r>
-      <w:r>
-        <w:t xml:space="preserve">O modelo polinomial tem prazo de validade (no mundo real, a curva satura</w:t>
-      </w:r>
-      <w:r>
-        <w:t xml:space="preserve"> </w:t>
-      </w:r>
-      <w:r>
-        <w:t xml:space="preserve">— assíntota da U1). No MAT 146, leia o sinal</w:t>
-      </w:r>
-      <w:r>
-        <w:t xml:space="preserve"> </w:t>
-      </w:r>
-      <w:r>
-        <w:rPr>
-          <w:bCs/>
-          <w:b/>
-        </w:rPr>
-        <w:t xml:space="preserve">no domínio do</w:t>
-      </w:r>
-      <w:r>
-        <w:rPr>
-          <w:bCs/>
-          <w:b/>
-        </w:rPr>
-        <w:t xml:space="preserve"> </w:t>
-      </w:r>
-      <w:r>
-        <w:rPr>
-          <w:bCs/>
-          <w:b/>
-        </w:rPr>
-        <w:t xml:space="preserve">problema</w:t>
-      </w:r>
-      <w:r>
-        <w:t xml:space="preserve">.</w:t>
+        <w:t xml:space="preserve">e cresce cada vez mais rápido. O</w:t>
+      </w:r>
+      <w:r>
+        <w:t xml:space="preserve"> </w:t>
+      </w:r>
+      <w:r>
+        <w:t xml:space="preserve">polinômio, porém, não impõe teto; se o exercício quiser um limite</w:t>
+      </w:r>
+      <w:r>
+        <w:t xml:space="preserve"> </w:t>
+      </w:r>
+      <w:r>
+        <w:t xml:space="preserve">finito, deve usar outro modelo, como a curva racional da U1. No MAT 146,</w:t>
+      </w:r>
+      <w:r>
+        <w:t xml:space="preserve"> </w:t>
+      </w:r>
+      <w:r>
+        <w:t xml:space="preserve">leia o sinal no domínio do problema.</w:t>
       </w:r>
     </w:p>
     <w:p>
@@ -23877,6 +23903,167 @@
         <w:t xml:space="preserve"> </w:t>
       </w:r>
       <w:r>
+        <w:t xml:space="preserve">é</w:t>
+      </w:r>
+      <w:r>
+        <w:t xml:space="preserve"> </w:t>
+      </w:r>
+      <w:r>
+        <w:t xml:space="preserve">um ponto do domínio onde</w:t>
+      </w:r>
+      <w:r>
+        <w:t xml:space="preserve"> </w:t>
+      </w:r>
+      <w:r>
+        <w:rPr>
+          <w:rStyle w:val="VerbatimChar"/>
+        </w:rPr>
+        <w:t xml:space="preserve">f′(x)=0</w:t>
+      </w:r>
+      <w:r>
+        <w:t xml:space="preserve"> </w:t>
+      </w:r>
+      <w:r>
+        <w:rPr>
+          <w:bCs/>
+          <w:b/>
+        </w:rPr>
+        <w:t xml:space="preserve">ou</w:t>
+      </w:r>
+      <w:r>
+        <w:t xml:space="preserve"> </w:t>
+      </w:r>
+      <w:r>
+        <w:rPr>
+          <w:rStyle w:val="VerbatimChar"/>
+        </w:rPr>
+        <w:t xml:space="preserve">f′(x)</w:t>
+      </w:r>
+      <w:r>
+        <w:t xml:space="preserve"> </w:t>
+      </w:r>
+      <w:r>
+        <w:t xml:space="preserve">não existe. Um zero da derivada</w:t>
+      </w:r>
+      <w:r>
+        <w:t xml:space="preserve"> </w:t>
+      </w:r>
+      <w:r>
+        <w:rPr>
+          <w:bCs/>
+          <w:b/>
+        </w:rPr>
+        <w:t xml:space="preserve">não</w:t>
+      </w:r>
+      <w:r>
+        <w:rPr>
+          <w:bCs/>
+          <w:b/>
+        </w:rPr>
+        <w:t xml:space="preserve"> </w:t>
+      </w:r>
+      <w:r>
+        <w:rPr>
+          <w:bCs/>
+          <w:b/>
+        </w:rPr>
+        <w:t xml:space="preserve">garante</w:t>
+      </w:r>
+      <w:r>
+        <w:t xml:space="preserve"> </w:t>
+      </w:r>
+      <w:r>
+        <w:t xml:space="preserve">extremo — confirme o tipo e compare com as bordas do</w:t>
+      </w:r>
+      <w:r>
+        <w:t xml:space="preserve"> </w:t>
+      </w:r>
+      <w:r>
+        <w:t xml:space="preserve">intervalo.</w:t>
+      </w:r>
+    </w:p>
+    <w:p>
+      <w:pPr>
+        <w:pStyle w:val="BodyText"/>
+      </w:pPr>
+      <w:r>
+        <w:rPr>
+          <w:bCs/>
+          <w:b/>
+        </w:rPr>
+        <w:t xml:space="preserve">2. Por que importa em Engenharia Florestal?</w:t>
+      </w:r>
+      <w:r>
+        <w:t xml:space="preserve"> </w:t>
+      </w:r>
+      <w:r>
+        <w:t xml:space="preserve">Taxa de</w:t>
+      </w:r>
+      <w:r>
+        <w:t xml:space="preserve"> </w:t>
+      </w:r>
+      <w:r>
+        <w:t xml:space="preserve">corte que maximiza lucro, idade de colheita e área que minimiza custo</w:t>
+      </w:r>
+      <w:r>
+        <w:t xml:space="preserve"> </w:t>
+      </w:r>
+      <w:r>
+        <w:t xml:space="preserve">exigem candidatos, teste e comparação com as bordas. O erro “zero =</w:t>
+      </w:r>
+      <w:r>
+        <w:t xml:space="preserve"> </w:t>
+      </w:r>
+      <w:r>
+        <w:t xml:space="preserve">topo” pode perder pontos.</w:t>
+      </w:r>
+    </w:p>
+    <w:p>
+      <w:pPr>
+        <w:pStyle w:val="BodyText"/>
+      </w:pPr>
+      <w:r>
+        <w:rPr>
+          <w:bCs/>
+          <w:b/>
+        </w:rPr>
+        <w:t xml:space="preserve">3. Receita passo a passo</w:t>
+      </w:r>
+    </w:p>
+    <w:p>
+      <w:pPr>
+        <w:numPr>
+          <w:ilvl w:val="0"/>
+          <w:numId w:val="1059"/>
+        </w:numPr>
+        <w:pStyle w:val="Compact"/>
+      </w:pPr>
+      <w:r>
+        <w:t xml:space="preserve">Derive e ache, dentro do intervalo útil, onde</w:t>
+      </w:r>
+      <w:r>
+        <w:t xml:space="preserve"> </w:t>
+      </w:r>
+      <w:r>
+        <w:rPr>
+          <w:rStyle w:val="VerbatimChar"/>
+        </w:rPr>
+        <w:t xml:space="preserve">f′(x)=0</w:t>
+      </w:r>
+      <w:r>
+        <w:t xml:space="preserve"> </w:t>
+      </w:r>
+      <w:r>
+        <w:rPr>
+          <w:bCs/>
+          <w:b/>
+        </w:rPr>
+        <w:t xml:space="preserve">ou</w:t>
+      </w:r>
+      <w:r>
+        <w:t xml:space="preserve"> </w:t>
+      </w:r>
+      <w:r>
         <w:t xml:space="preserve">onde</w:t>
       </w:r>
       <w:r>
@@ -23886,136 +24073,13 @@
         <w:rPr>
           <w:rStyle w:val="VerbatimChar"/>
         </w:rPr>
-        <w:t xml:space="preserve">f'(x) = 0</w:t>
-      </w:r>
-      <w:r>
-        <w:t xml:space="preserve">. Zero na derivada</w:t>
-      </w:r>
-      <w:r>
-        <w:t xml:space="preserve"> </w:t>
-      </w:r>
-      <w:r>
-        <w:rPr>
-          <w:bCs/>
-          <w:b/>
-        </w:rPr>
-        <w:t xml:space="preserve">não</w:t>
-      </w:r>
-      <w:r>
-        <w:rPr>
-          <w:bCs/>
-          <w:b/>
-        </w:rPr>
-        <w:t xml:space="preserve"> </w:t>
-      </w:r>
-      <w:r>
-        <w:rPr>
-          <w:bCs/>
-          <w:b/>
-        </w:rPr>
-        <w:t xml:space="preserve">garante</w:t>
-      </w:r>
-      <w:r>
-        <w:t xml:space="preserve"> </w:t>
-      </w:r>
-      <w:r>
-        <w:t xml:space="preserve">extremo — confirme.</w:t>
-      </w:r>
-    </w:p>
-    <w:p>
-      <w:pPr>
-        <w:pStyle w:val="BodyText"/>
-      </w:pPr>
-      <w:r>
-        <w:rPr>
-          <w:bCs/>
-          <w:b/>
-        </w:rPr>
-        <w:t xml:space="preserve">2. Por que importa em Engenharia Florestal?</w:t>
-      </w:r>
-      <w:r>
-        <w:t xml:space="preserve"> </w:t>
-      </w:r>
-      <w:r>
-        <w:t xml:space="preserve">Taxa de</w:t>
-      </w:r>
-      <w:r>
-        <w:t xml:space="preserve"> </w:t>
-      </w:r>
-      <w:r>
-        <w:t xml:space="preserve">corte que maximiza lucro, idade de colheita, área que minimiza custo —</w:t>
-      </w:r>
-      <w:r>
-        <w:t xml:space="preserve"> </w:t>
-      </w:r>
-      <w:r>
-        <w:t xml:space="preserve">todas se acham zerando a derivada. E o erro "zero = topo" derruba muita</w:t>
-      </w:r>
-      <w:r>
-        <w:t xml:space="preserve"> </w:t>
-      </w:r>
-      <w:r>
-        <w:t xml:space="preserve">prova.</w:t>
-      </w:r>
-    </w:p>
-    <w:p>
-      <w:pPr>
-        <w:pStyle w:val="BodyText"/>
-      </w:pPr>
-      <w:r>
-        <w:rPr>
-          <w:bCs/>
-          <w:b/>
-        </w:rPr>
-        <w:t xml:space="preserve">3. Receita passo a passo</w:t>
-      </w:r>
-    </w:p>
-    <w:p>
-      <w:pPr>
-        <w:numPr>
-          <w:ilvl w:val="0"/>
-          <w:numId w:val="1059"/>
-        </w:numPr>
-        <w:pStyle w:val="Compact"/>
-      </w:pPr>
-      <w:r>
-        <w:t xml:space="preserve">Derive e ache</w:t>
-      </w:r>
-      <w:r>
-        <w:t xml:space="preserve"> </w:t>
-      </w:r>
-      <w:r>
-        <w:rPr>
-          <w:rStyle w:val="VerbatimChar"/>
-        </w:rPr>
-        <w:t xml:space="preserve">f'(x) = 0</w:t>
-      </w:r>
-      <w:r>
-        <w:t xml:space="preserve"> </w:t>
-      </w:r>
-      <w:r>
-        <w:rPr>
-          <w:bCs/>
-          <w:b/>
-        </w:rPr>
-        <w:t xml:space="preserve">dentro do intervalo</w:t>
-      </w:r>
-      <w:r>
-        <w:rPr>
-          <w:bCs/>
-          <w:b/>
-        </w:rPr>
-        <w:t xml:space="preserve"> </w:t>
-      </w:r>
-      <w:r>
-        <w:rPr>
-          <w:bCs/>
-          <w:b/>
-        </w:rPr>
-        <w:t xml:space="preserve">útil</w:t>
-      </w:r>
-      <w:r>
-        <w:t xml:space="preserve">.</w:t>
+        <w:t xml:space="preserve">f′</w:t>
+      </w:r>
+      <w:r>
+        <w:t xml:space="preserve"> </w:t>
+      </w:r>
+      <w:r>
+        <w:t xml:space="preserve">não existe.</w:t>
       </w:r>
     </w:p>
     <w:p>
@@ -27064,13 +27128,19 @@
         <w:t xml:space="preserve"> </w:t>
       </w:r>
       <w:r>
-        <w:t xml:space="preserve">ponto crítico com derivada zero pode ser topo, vale ou nem um nem outro</w:t>
-      </w:r>
-      <w:r>
-        <w:t xml:space="preserve"> </w:t>
-      </w:r>
-      <w:r>
-        <w:t xml:space="preserve">(ponto de sela, ex.:</w:t>
+        <w:t xml:space="preserve">em</w:t>
+      </w:r>
+      <w:r>
+        <w:t xml:space="preserve"> </w:t>
+      </w:r>
+      <w:r>
+        <w:t xml:space="preserve">uma variável, um ponto crítico pode ser máximo, mínimo ou ponto de</w:t>
+      </w:r>
+      <w:r>
+        <w:t xml:space="preserve"> </w:t>
+      </w:r>
+      <w:r>
+        <w:t xml:space="preserve">inflexão horizontal, como</w:t>
       </w:r>
       <w:r>
         <w:t xml:space="preserve"> </w:t>
@@ -27085,13 +27155,25 @@
         <w:t xml:space="preserve"> </w:t>
       </w:r>
       <w:r>
-        <w:t xml:space="preserve">em 0). Por isso o teste é</w:t>
-      </w:r>
-      <w:r>
-        <w:t xml:space="preserve"> </w:t>
-      </w:r>
-      <w:r>
-        <w:t xml:space="preserve">obrigatório. ERRO CLÁSSICO —</w:t>
+        <w:t xml:space="preserve">em</w:t>
+      </w:r>
+      <w:r>
+        <w:t xml:space="preserve"> </w:t>
+      </w:r>
+      <w:r>
+        <w:rPr>
+          <w:rStyle w:val="VerbatimChar"/>
+        </w:rPr>
+        <w:t xml:space="preserve">x=0</w:t>
+      </w:r>
+      <w:r>
+        <w:t xml:space="preserve">. Esse</w:t>
+      </w:r>
+      <w:r>
+        <w:t xml:space="preserve"> </w:t>
+      </w:r>
+      <w:r>
+        <w:t xml:space="preserve">último não é um extremo. ERRO CLÁSSICO —</w:t>
       </w:r>
       <w:r>
         <w:t xml:space="preserve"> </w:t>
@@ -27107,29 +27189,43 @@
         <w:t xml:space="preserve"> </w:t>
       </w:r>
       <w:r>
-        <w:t xml:space="preserve">achar o ponto crítico e</w:t>
-      </w:r>
-      <w:r>
-        <w:t xml:space="preserve"> </w:t>
-      </w:r>
-      <w:r>
-        <w:t xml:space="preserve">parar sem testar; esquecer as bordas do intervalo; otimizar com duas</w:t>
-      </w:r>
-      <w:r>
-        <w:t xml:space="preserve"> </w:t>
-      </w:r>
-      <w:r>
-        <w:t xml:space="preserve">variáveis sem usar a restrição. PAUSA PARA VOCÊ —</w:t>
-      </w:r>
-      <w:r>
-        <w:t xml:space="preserve"> </w:t>
-      </w:r>
-      <w:r>
-        <w:rPr>
-          <w:bCs/>
-          <w:b/>
-        </w:rPr>
-        <w:t xml:space="preserve">PAUSA PARA VOCÊ:</w:t>
+        <w:t xml:space="preserve">achar o</w:t>
+      </w:r>
+      <w:r>
+        <w:t xml:space="preserve"> </w:t>
+      </w:r>
+      <w:r>
+        <w:t xml:space="preserve">ponto crítico e parar sem testar; esquecer as bordas do intervalo;</w:t>
+      </w:r>
+      <w:r>
+        <w:t xml:space="preserve"> </w:t>
+      </w:r>
+      <w:r>
+        <w:t xml:space="preserve">otimizar com duas variáveis sem usar a restrição. PAUSA PARA VOCÊ —</w:t>
+      </w:r>
+      <w:r>
+        <w:t xml:space="preserve"> </w:t>
+      </w:r>
+      <w:r>
+        <w:rPr>
+          <w:bCs/>
+          <w:b/>
+        </w:rPr>
+        <w:t xml:space="preserve">PAUSA PARA</w:t>
+      </w:r>
+      <w:r>
+        <w:rPr>
+          <w:bCs/>
+          <w:b/>
+        </w:rPr>
+        <w:t xml:space="preserve"> </w:t>
+      </w:r>
+      <w:r>
+        <w:rPr>
+          <w:bCs/>
+          <w:b/>
+        </w:rPr>
+        <w:t xml:space="preserve">VOCÊ:</w:t>
       </w:r>
       <w:r>
         <w:t xml:space="preserve"> </w:t>
@@ -27141,7 +27237,13 @@
         <w:t xml:space="preserve">f(x) = x²</w:t>
       </w:r>
       <w:r>
-        <w:t xml:space="preserve">. Ponto crítico? Máx ou mín? (Resposta:</w:t>
+        <w:t xml:space="preserve">. Ponto crítico? Máx ou mín?</w:t>
+      </w:r>
+      <w:r>
+        <w:t xml:space="preserve"> </w:t>
+      </w:r>
+      <w:r>
+        <w:t xml:space="preserve">(Resposta:</w:t>
       </w:r>
       <w:r>
         <w:t xml:space="preserve"> </w:t>
@@ -29196,11 +29298,7 @@
         <w:pStyle w:val="FirstParagraph"/>
       </w:pPr>
       <w:r>
-        <w:rPr>
-          <w:bCs/>
-          <w:b/>
-        </w:rPr>
-        <w:t xml:space="preserve">Gabarito do guia — confira passo a passo</w:t>
+        <w:t xml:space="preserve">Gabarito do guia (abrir depois de tentar)</w:t>
       </w:r>
     </w:p>
     <w:p>
@@ -30102,7 +30200,49 @@
         <w:t xml:space="preserve"> </w:t>
       </w:r>
       <w:r>
-        <w:t xml:space="preserve">(para n ≠ −1)</w:t>
+        <w:t xml:space="preserve">para</w:t>
+      </w:r>
+      <w:r>
+        <w:t xml:space="preserve"> </w:t>
+      </w:r>
+      <w:r>
+        <w:rPr>
+          <w:rStyle w:val="VerbatimChar"/>
+        </w:rPr>
+        <w:t xml:space="preserve">n≠−1</w:t>
+      </w:r>
+      <w:r>
+        <w:t xml:space="preserve">. Quando</w:t>
+      </w:r>
+      <w:r>
+        <w:t xml:space="preserve"> </w:t>
+      </w:r>
+      <w:r>
+        <w:rPr>
+          <w:rStyle w:val="VerbatimChar"/>
+        </w:rPr>
+        <w:t xml:space="preserve">n=−1</w:t>
+      </w:r>
+      <w:r>
+        <w:t xml:space="preserve">, use</w:t>
+      </w:r>
+      <w:r>
+        <w:t xml:space="preserve"> </w:t>
+      </w:r>
+      <w:r>
+        <w:rPr>
+          <w:rStyle w:val="VerbatimChar"/>
+        </w:rPr>
+        <w:t xml:space="preserve">∫ x^(−1) dx = ln|x| + C</w:t>
+      </w:r>
+      <w:r>
+        <w:t xml:space="preserve">; não divida</w:t>
+      </w:r>
+      <w:r>
+        <w:t xml:space="preserve"> </w:t>
+      </w:r>
+      <w:r>
+        <w:t xml:space="preserve">por zero.</w:t>
       </w:r>
     </w:p>
     <w:p>
@@ -35572,11 +35712,7 @@
         <w:pStyle w:val="FirstParagraph"/>
       </w:pPr>
       <w:r>
-        <w:rPr>
-          <w:bCs/>
-          <w:b/>
-        </w:rPr>
-        <w:t xml:space="preserve">Gabarito do guia — confira passo a passo</w:t>
+        <w:t xml:space="preserve">Gabarito do guia (abrir depois de tentar)</w:t>
       </w:r>
     </w:p>
     <w:p>
@@ -35827,82 +35963,76 @@
         <w:t xml:space="preserve"> </w:t>
       </w:r>
       <w:r>
-        <w:t xml:space="preserve">no viveiro, a biomassa dobra em ritmo</w:t>
-      </w:r>
-      <w:r>
-        <w:t xml:space="preserve"> </w:t>
-      </w:r>
-      <w:r>
-        <w:t xml:space="preserve">proporcional ao que já existe (exponencial). No pátio, a leira de</w:t>
-      </w:r>
-      <w:r>
-        <w:t xml:space="preserve"> </w:t>
-      </w:r>
-      <w:r>
-        <w:t xml:space="preserve">resíduo perde metade a cada ~14 anos no modelo (números de exemplo).</w:t>
-      </w:r>
-      <w:r>
-        <w:t xml:space="preserve"> </w:t>
-      </w:r>
-      <w:r>
-        <w:t xml:space="preserve">Mesma equação, sinal trocado:</w:t>
-      </w:r>
-      <w:r>
-        <w:t xml:space="preserve"> </w:t>
-      </w:r>
-      <w:r>
-        <w:rPr>
-          <w:rStyle w:val="VerbatimChar"/>
-        </w:rPr>
-        <w:t xml:space="preserve">dy/dx = ky</w:t>
-      </w:r>
-      <w:r>
-        <w:t xml:space="preserve">. Rafa aprende a</w:t>
-      </w:r>
-      <w:r>
-        <w:t xml:space="preserve"> </w:t>
-      </w:r>
-      <w:r>
-        <w:t xml:space="preserve">separar variáveis, achar</w:t>
-      </w:r>
-      <w:r>
-        <w:t xml:space="preserve"> </w:t>
-      </w:r>
-      <w:r>
-        <w:rPr>
-          <w:rStyle w:val="VerbatimChar"/>
-        </w:rPr>
-        <w:t xml:space="preserve">y₀·e^{kx}</w:t>
-      </w:r>
-      <w:r>
-        <w:t xml:space="preserve"> </w:t>
-      </w:r>
-      <w:r>
-        <w:t xml:space="preserve">e calcular meia-vida</w:t>
-      </w:r>
-      <w:r>
-        <w:t xml:space="preserve"> </w:t>
-      </w:r>
-      <w:r>
-        <w:rPr>
-          <w:rStyle w:val="VerbatimChar"/>
-        </w:rPr>
-        <w:t xml:space="preserve">ln2/k</w:t>
-      </w:r>
-      <w:r>
-        <w:t xml:space="preserve"> </w:t>
-      </w:r>
-      <w:r>
-        <w:t xml:space="preserve">— e a nunca confundir com</w:t>
-      </w:r>
-      <w:r>
-        <w:t xml:space="preserve"> </w:t>
-      </w:r>
-      <w:r>
-        <w:rPr>
-          <w:rStyle w:val="VerbatimChar"/>
-        </w:rPr>
-        <w:t xml:space="preserve">1/k</w:t>
+        <w:t xml:space="preserve">no viveiro, a biomassa cresce em ritmo</w:t>
+      </w:r>
+      <w:r>
+        <w:t xml:space="preserve"> </w:t>
+      </w:r>
+      <w:r>
+        <w:t xml:space="preserve">proporcional ao que já existe. No pátio, o modelo decai e perde metade a</w:t>
+      </w:r>
+      <w:r>
+        <w:t xml:space="preserve"> </w:t>
+      </w:r>
+      <w:r>
+        <w:t xml:space="preserve">cada</w:t>
+      </w:r>
+      <w:r>
+        <w:t xml:space="preserve"> </w:t>
+      </w:r>
+      <w:r>
+        <w:rPr>
+          <w:rStyle w:val="VerbatimChar"/>
+        </w:rPr>
+        <w:t xml:space="preserve">ln2/|k|</w:t>
+      </w:r>
+      <w:r>
+        <w:t xml:space="preserve"> </w:t>
+      </w:r>
+      <w:r>
+        <w:t xml:space="preserve">períodos; para</w:t>
+      </w:r>
+      <w:r>
+        <w:t xml:space="preserve"> </w:t>
+      </w:r>
+      <w:r>
+        <w:rPr>
+          <w:rStyle w:val="VerbatimChar"/>
+        </w:rPr>
+        <w:t xml:space="preserve">|k|=0,05/ano</w:t>
+      </w:r>
+      <w:r>
+        <w:t xml:space="preserve">, isso</w:t>
+      </w:r>
+      <w:r>
+        <w:t xml:space="preserve"> </w:t>
+      </w:r>
+      <w:r>
+        <w:t xml:space="preserve">equivale a cerca de 14 anos. Rafa separa as variáveis, encontra</w:t>
+      </w:r>
+      <w:r>
+        <w:t xml:space="preserve"> </w:t>
+      </w:r>
+      <w:r>
+        <w:rPr>
+          <w:rStyle w:val="VerbatimChar"/>
+        </w:rPr>
+        <w:t xml:space="preserve">y=y₀e^{kx}</w:t>
+      </w:r>
+      <w:r>
+        <w:t xml:space="preserve"> </w:t>
+      </w:r>
+      <w:r>
+        <w:t xml:space="preserve">e não confunde meia-vida com</w:t>
+      </w:r>
+      <w:r>
+        <w:t xml:space="preserve"> </w:t>
+      </w:r>
+      <w:r>
+        <w:rPr>
+          <w:rStyle w:val="VerbatimChar"/>
+        </w:rPr>
+        <w:t xml:space="preserve">1/|k|</w:t>
       </w:r>
       <w:r>
         <w:t xml:space="preserve">.</w:t>
@@ -35962,16 +36092,55 @@
         <w:rPr>
           <w:rStyle w:val="VerbatimChar"/>
         </w:rPr>
-        <w:t xml:space="preserve">ln2/k</w:t>
-      </w:r>
-      <w:r>
-        <w:t xml:space="preserve">).</w:t>
-      </w:r>
-      <w:r>
-        <w:t xml:space="preserve"> </w:t>
-      </w:r>
-      <w:r>
-        <w:t xml:space="preserve">Sinal do k decide: + cresce, − decai.</w:t>
+        <w:t xml:space="preserve">T½=ln2/|k|</w:t>
+      </w:r>
+      <w:r>
+        <w:t xml:space="preserve">). O sinal de</w:t>
+      </w:r>
+      <w:r>
+        <w:t xml:space="preserve"> </w:t>
+      </w:r>
+      <w:r>
+        <w:rPr>
+          <w:rStyle w:val="VerbatimChar"/>
+        </w:rPr>
+        <w:t xml:space="preserve">k</w:t>
+      </w:r>
+      <w:r>
+        <w:t xml:space="preserve"> </w:t>
+      </w:r>
+      <w:r>
+        <w:t xml:space="preserve">decide:</w:t>
+      </w:r>
+      <w:r>
+        <w:t xml:space="preserve"> </w:t>
+      </w:r>
+      <w:r>
+        <w:rPr>
+          <w:rStyle w:val="VerbatimChar"/>
+        </w:rPr>
+        <w:t xml:space="preserve">k&gt;0</w:t>
+      </w:r>
+      <w:r>
+        <w:t xml:space="preserve"> </w:t>
+      </w:r>
+      <w:r>
+        <w:t xml:space="preserve">cresce e</w:t>
+      </w:r>
+      <w:r>
+        <w:t xml:space="preserve"> </w:t>
+      </w:r>
+      <w:r>
+        <w:rPr>
+          <w:rStyle w:val="VerbatimChar"/>
+        </w:rPr>
+        <w:t xml:space="preserve">k&lt;0</w:t>
+      </w:r>
+      <w:r>
+        <w:t xml:space="preserve"> </w:t>
+      </w:r>
+      <w:r>
+        <w:t xml:space="preserve">decai.</w:t>
       </w:r>
     </w:p>
     <w:p>
@@ -36262,73 +36431,106 @@
         <w:t xml:space="preserve"> </w:t>
       </w:r>
       <w:r>
-        <w:t xml:space="preserve">fictícia) eu calculei meia-vida como</w:t>
-      </w:r>
-      <w:r>
-        <w:t xml:space="preserve"> </w:t>
-      </w:r>
-      <w:r>
-        <w:rPr>
-          <w:rStyle w:val="VerbatimChar"/>
-        </w:rPr>
-        <w:t xml:space="preserve">1/k</w:t>
-      </w:r>
-      <w:r>
-        <w:t xml:space="preserve"> </w:t>
-      </w:r>
-      <w:r>
-        <w:t xml:space="preserve">e mandei limpar a</w:t>
-      </w:r>
-      <w:r>
-        <w:t xml:space="preserve"> </w:t>
-      </w:r>
-      <w:r>
-        <w:t xml:space="preserve">leira 11 anos atrasado (números de exemplo). Erro duplo: usei</w:t>
-      </w:r>
-      <w:r>
-        <w:t xml:space="preserve"> </w:t>
-      </w:r>
-      <w:r>
-        <w:rPr>
-          <w:rStyle w:val="VerbatimChar"/>
-        </w:rPr>
-        <w:t xml:space="preserve">1/k</w:t>
-      </w:r>
-      <w:r>
-        <w:t xml:space="preserve"> </w:t>
-      </w:r>
-      <w:r>
-        <w:t xml:space="preserve">em vez de</w:t>
-      </w:r>
-      <w:r>
-        <w:t xml:space="preserve"> </w:t>
-      </w:r>
-      <w:r>
-        <w:rPr>
-          <w:rStyle w:val="VerbatimChar"/>
-        </w:rPr>
-        <w:t xml:space="preserve">ln2/k</w:t>
-      </w:r>
-      <w:r>
-        <w:t xml:space="preserve"> </w:t>
-      </w:r>
-      <w:r>
-        <w:t xml:space="preserve">e deixei o expoente</w:t>
-      </w:r>
-      <w:r>
-        <w:t xml:space="preserve"> </w:t>
-      </w:r>
-      <w:r>
-        <w:t xml:space="preserve">positivo no decaimento — a leira "crescia" na conta. Corrigi com</w:t>
-      </w:r>
-      <w:r>
-        <w:t xml:space="preserve"> </w:t>
-      </w:r>
-      <w:r>
-        <w:rPr>
-          <w:rStyle w:val="VerbatimChar"/>
-        </w:rPr>
-        <w:t xml:space="preserve">T½ = 0,693/k</w:t>
+        <w:t xml:space="preserve">fictícia) eu usei</w:t>
+      </w:r>
+      <w:r>
+        <w:t xml:space="preserve"> </w:t>
+      </w:r>
+      <w:r>
+        <w:rPr>
+          <w:rStyle w:val="VerbatimChar"/>
+        </w:rPr>
+        <w:t xml:space="preserve">1/|k|</w:t>
+      </w:r>
+      <w:r>
+        <w:t xml:space="preserve"> </w:t>
+      </w:r>
+      <w:r>
+        <w:t xml:space="preserve">como se fosse meia-vida (números de</w:t>
+      </w:r>
+      <w:r>
+        <w:t xml:space="preserve"> </w:t>
+      </w:r>
+      <w:r>
+        <w:t xml:space="preserve">exemplo). Erro duplo: usei o tempo característico no lugar de</w:t>
+      </w:r>
+      <w:r>
+        <w:t xml:space="preserve"> </w:t>
+      </w:r>
+      <w:r>
+        <w:rPr>
+          <w:rStyle w:val="VerbatimChar"/>
+        </w:rPr>
+        <w:t xml:space="preserve">ln2/|k|</w:t>
+      </w:r>
+      <w:r>
+        <w:t xml:space="preserve"> </w:t>
+      </w:r>
+      <w:r>
+        <w:t xml:space="preserve">e deixei o expoente positivo no decaimento — a</w:t>
+      </w:r>
+      <w:r>
+        <w:t xml:space="preserve"> </w:t>
+      </w:r>
+      <w:r>
+        <w:t xml:space="preserve">leira "crescia" na conta. Corrigi com</w:t>
+      </w:r>
+      <w:r>
+        <w:t xml:space="preserve"> </w:t>
+      </w:r>
+      <w:r>
+        <w:rPr>
+          <w:rStyle w:val="VerbatimChar"/>
+        </w:rPr>
+        <w:t xml:space="preserve">T½ = ln2/|k|</w:t>
+      </w:r>
+      <w:r>
+        <w:t xml:space="preserve">: a cada</w:t>
+      </w:r>
+      <w:r>
+        <w:t xml:space="preserve"> </w:t>
+      </w:r>
+      <w:r>
+        <w:t xml:space="preserve">meia-vida, resta metade; após duas, resta um quarto. Conselho: confira o</w:t>
+      </w:r>
+      <w:r>
+        <w:t xml:space="preserve"> </w:t>
+      </w:r>
+      <w:r>
+        <w:t xml:space="preserve">sinal de</w:t>
+      </w:r>
+      <w:r>
+        <w:t xml:space="preserve"> </w:t>
+      </w:r>
+      <w:r>
+        <w:rPr>
+          <w:rStyle w:val="VerbatimChar"/>
+        </w:rPr>
+        <w:t xml:space="preserve">k</w:t>
+      </w:r>
+      <w:r>
+        <w:t xml:space="preserve">; na forma</w:t>
+      </w:r>
+      <w:r>
+        <w:t xml:space="preserve"> </w:t>
+      </w:r>
+      <w:r>
+        <w:rPr>
+          <w:rStyle w:val="VerbatimChar"/>
+        </w:rPr>
+        <w:t xml:space="preserve">S′=−kS</w:t>
+      </w:r>
+      <w:r>
+        <w:t xml:space="preserve">, use</w:t>
+      </w:r>
+      <w:r>
+        <w:t xml:space="preserve"> </w:t>
+      </w:r>
+      <w:r>
+        <w:rPr>
+          <w:rStyle w:val="VerbatimChar"/>
+        </w:rPr>
+        <w:t xml:space="preserve">k&gt;0</w:t>
       </w:r>
       <w:r>
         <w:t xml:space="preserve"> </w:t>
@@ -36343,37 +36545,10 @@
         <w:rPr>
           <w:rStyle w:val="VerbatimChar"/>
         </w:rPr>
-        <w:t xml:space="preserve">S(t) = S₀·e^{−kt}</w:t>
-      </w:r>
-      <w:r>
-        <w:t xml:space="preserve">: a cada</w:t>
-      </w:r>
-      <w:r>
-        <w:t xml:space="preserve"> </w:t>
-      </w:r>
-      <w:r>
-        <w:t xml:space="preserve">meia-vida, metade; em 2, resta 1/4. Conselho: sinal do</w:t>
-      </w:r>
-      <w:r>
-        <w:t xml:space="preserve"> </w:t>
-      </w:r>
-      <w:r>
-        <w:rPr>
-          <w:rStyle w:val="VerbatimChar"/>
-        </w:rPr>
-        <w:t xml:space="preserve">k</w:t>
-      </w:r>
-      <w:r>
-        <w:t xml:space="preserve"> </w:t>
-      </w:r>
-      <w:r>
-        <w:t xml:space="preserve">decide tudo; meia-vida independe do estoque inicial — confira sempre o</w:t>
-      </w:r>
-      <w:r>
-        <w:t xml:space="preserve"> </w:t>
-      </w:r>
-      <w:r>
-        <w:t xml:space="preserve">sinal antes do número.</w:t>
+        <w:t xml:space="preserve">T½=ln2/k</w:t>
+      </w:r>
+      <w:r>
+        <w:t xml:space="preserve">.</w:t>
       </w:r>
     </w:p>
     <w:p>
@@ -38233,31 +38408,46 @@
         <w:t xml:space="preserve"> </w:t>
       </w:r>
       <w:r>
-        <w:t xml:space="preserve">Decaimento:</w:t>
-      </w:r>
-      <w:r>
-        <w:t xml:space="preserve"> </w:t>
-      </w:r>
-      <w:r>
-        <w:rPr>
-          <w:rStyle w:val="VerbatimChar"/>
-        </w:rPr>
-        <w:t xml:space="preserve">dS/dt = −k S</w:t>
-      </w:r>
-      <w:r>
-        <w:t xml:space="preserve"> </w:t>
-      </w:r>
-      <w:r>
-        <w:t xml:space="preserve">(k &gt; 0) →</w:t>
-      </w:r>
-      <w:r>
-        <w:t xml:space="preserve"> </w:t>
-      </w:r>
-      <w:r>
-        <w:rPr>
-          <w:rStyle w:val="VerbatimChar"/>
-        </w:rPr>
-        <w:t xml:space="preserve">S(t) = S₀ e^{−kt}</w:t>
+        <w:t xml:space="preserve">Decaimento: nesta convenção,</w:t>
+      </w:r>
+      <w:r>
+        <w:t xml:space="preserve"> </w:t>
+      </w:r>
+      <w:r>
+        <w:rPr>
+          <w:rStyle w:val="VerbatimChar"/>
+        </w:rPr>
+        <w:t xml:space="preserve">dS/dt = −kS</w:t>
+      </w:r>
+      <w:r>
+        <w:t xml:space="preserve"> </w:t>
+      </w:r>
+      <w:r>
+        <w:t xml:space="preserve">com</w:t>
+      </w:r>
+      <w:r>
+        <w:t xml:space="preserve"> </w:t>
+      </w:r>
+      <w:r>
+        <w:rPr>
+          <w:rStyle w:val="VerbatimChar"/>
+        </w:rPr>
+        <w:t xml:space="preserve">k&gt;0</w:t>
+      </w:r>
+      <w:r>
+        <w:t xml:space="preserve"> </w:t>
+      </w:r>
+      <w:r>
+        <w:t xml:space="preserve">→</w:t>
+      </w:r>
+      <w:r>
+        <w:t xml:space="preserve"> </w:t>
+      </w:r>
+      <w:r>
+        <w:rPr>
+          <w:rStyle w:val="VerbatimChar"/>
+        </w:rPr>
+        <w:t xml:space="preserve">S(t)=S₀e^{−kt}</w:t>
       </w:r>
       <w:r>
         <w:t xml:space="preserve">.</w:t>
@@ -38279,19 +38469,64 @@
         <w:rPr>
           <w:rStyle w:val="VerbatimChar"/>
         </w:rPr>
-        <w:t xml:space="preserve">T½ = ln 2 / k</w:t>
-      </w:r>
-      <w:r>
-        <w:t xml:space="preserve"> </w:t>
-      </w:r>
-      <w:r>
-        <w:t xml:space="preserve">(ln 2 ≈ 0,693) —</w:t>
-      </w:r>
-      <w:r>
-        <w:t xml:space="preserve"> </w:t>
-      </w:r>
-      <w:r>
-        <w:t xml:space="preserve">independe da quantidade inicial.</w:t>
+        <w:t xml:space="preserve">T½=ln2/k≈0,693/k</w:t>
+      </w:r>
+      <w:r>
+        <w:t xml:space="preserve"> </w:t>
+      </w:r>
+      <w:r>
+        <w:t xml:space="preserve">— independe da quantidade inicial. Se o</w:t>
+      </w:r>
+      <w:r>
+        <w:t xml:space="preserve"> </w:t>
+      </w:r>
+      <w:r>
+        <w:t xml:space="preserve">expoente for escrito como</w:t>
+      </w:r>
+      <w:r>
+        <w:t xml:space="preserve"> </w:t>
+      </w:r>
+      <w:r>
+        <w:rPr>
+          <w:rStyle w:val="VerbatimChar"/>
+        </w:rPr>
+        <w:t xml:space="preserve">e^{kt}</w:t>
+      </w:r>
+      <w:r>
+        <w:t xml:space="preserve"> </w:t>
+      </w:r>
+      <w:r>
+        <w:t xml:space="preserve">com</w:t>
+      </w:r>
+      <w:r>
+        <w:t xml:space="preserve"> </w:t>
+      </w:r>
+      <w:r>
+        <w:rPr>
+          <w:rStyle w:val="VerbatimChar"/>
+        </w:rPr>
+        <w:t xml:space="preserve">k&lt;0</w:t>
+      </w:r>
+      <w:r>
+        <w:t xml:space="preserve">, a</w:t>
+      </w:r>
+      <w:r>
+        <w:t xml:space="preserve"> </w:t>
+      </w:r>
+      <w:r>
+        <w:t xml:space="preserve">mesma fórmula é</w:t>
+      </w:r>
+      <w:r>
+        <w:t xml:space="preserve"> </w:t>
+      </w:r>
+      <w:r>
+        <w:rPr>
+          <w:rStyle w:val="VerbatimChar"/>
+        </w:rPr>
+        <w:t xml:space="preserve">T½=ln2/|k|</w:t>
+      </w:r>
+      <w:r>
+        <w:t xml:space="preserve">.</w:t>
       </w:r>
     </w:p>
     <w:p>
@@ -41352,7 +41587,7 @@
         <w:rPr>
           <w:rStyle w:val="VerbatimChar"/>
         </w:rPr>
-        <w:t xml:space="preserve">ln2/k</w:t>
+        <w:t xml:space="preserve">ln2/|k|</w:t>
       </w:r>
       <w:r>
         <w:t xml:space="preserve"> </w:t>
@@ -41391,7 +41626,7 @@
         <w:rPr>
           <w:rStyle w:val="VerbatimChar"/>
         </w:rPr>
-        <w:t xml:space="preserve">1/k</w:t>
+        <w:t xml:space="preserve">1/|k|</w:t>
       </w:r>
       <w:r>
         <w:t xml:space="preserve"> </w:t>
@@ -41501,13 +41736,13 @@
         <w:rPr>
           <w:rStyle w:val="VerbatimChar"/>
         </w:rPr>
-        <w:t xml:space="preserve">1/k</w:t>
-      </w:r>
-      <w:r>
-        <w:t xml:space="preserve"> </w:t>
-      </w:r>
-      <w:r>
-        <w:t xml:space="preserve">é constante de tempo.</w:t>
+        <w:t xml:space="preserve">1/|k|</w:t>
+      </w:r>
+      <w:r>
+        <w:t xml:space="preserve"> </w:t>
+      </w:r>
+      <w:r>
+        <w:t xml:space="preserve">é o tempo característico.</w:t>
       </w:r>
     </w:p>
     <w:bookmarkEnd w:id="189"/>
@@ -42396,11 +42631,7 @@
         <w:pStyle w:val="FirstParagraph"/>
       </w:pPr>
       <w:r>
-        <w:rPr>
-          <w:bCs/>
-          <w:b/>
-        </w:rPr>
-        <w:t xml:space="preserve">Gabarito do guia — confira passo a passo</w:t>
+        <w:t xml:space="preserve">Gabarito do guia (abrir depois de tentar)</w:t>
       </w:r>
     </w:p>
     <w:p>
@@ -43271,7 +43502,7 @@
           <w:iCs/>
           <w:i/>
         </w:rPr>
-        <w:t xml:space="preserve">sinal do k decide tudo;</w:t>
+        <w:t xml:space="preserve">o sinal de</w:t>
       </w:r>
       <w:r>
         <w:rPr>
@@ -43282,37 +43513,89 @@
       </w:r>
       <w:r>
         <w:rPr>
+          <w:rStyle w:val="VerbatimChar"/>
           <w:iCs/>
           <w:i/>
         </w:rPr>
-        <w:t xml:space="preserve">meia-vida é ln2/k, nunca 1/k</w:t>
-      </w:r>
-      <w:r>
-        <w:t xml:space="preserve">. Fechei o diário:</w:t>
-      </w:r>
-      <w:r>
-        <w:t xml:space="preserve"> </w:t>
+        <w:t xml:space="preserve">k</w:t>
       </w:r>
       <w:r>
         <w:rPr>
           <w:iCs/>
           <w:i/>
         </w:rPr>
-        <w:t xml:space="preserve">limite vê o</w:t>
+        <w:t xml:space="preserve"> </w:t>
       </w:r>
       <w:r>
         <w:rPr>
           <w:iCs/>
           <w:i/>
         </w:rPr>
-        <w:t xml:space="preserve"> </w:t>
+        <w:t xml:space="preserve">decide o crescimento; meia-vida é</w:t>
       </w:r>
       <w:r>
         <w:rPr>
           <w:iCs/>
           <w:i/>
         </w:rPr>
-        <w:t xml:space="preserve">longe, derivada mede o agora, integral soma tudo, exponencial repete o</w:t>
+        <w:t xml:space="preserve"> </w:t>
+      </w:r>
+      <w:r>
+        <w:rPr>
+          <w:rStyle w:val="VerbatimChar"/>
+          <w:iCs/>
+          <w:i/>
+        </w:rPr>
+        <w:t xml:space="preserve">ln2/|k|</w:t>
+      </w:r>
+      <w:r>
+        <w:rPr>
+          <w:iCs/>
+          <w:i/>
+        </w:rPr>
+        <w:t xml:space="preserve">, não</w:t>
+      </w:r>
+      <w:r>
+        <w:rPr>
+          <w:iCs/>
+          <w:i/>
+        </w:rPr>
+        <w:t xml:space="preserve"> </w:t>
+      </w:r>
+      <w:r>
+        <w:rPr>
+          <w:rStyle w:val="VerbatimChar"/>
+          <w:iCs/>
+          <w:i/>
+        </w:rPr>
+        <w:t xml:space="preserve">1/|k|</w:t>
+      </w:r>
+      <w:r>
+        <w:t xml:space="preserve">. Fechei o diário:</w:t>
+      </w:r>
+      <w:r>
+        <w:t xml:space="preserve"> </w:t>
+      </w:r>
+      <w:r>
+        <w:rPr>
+          <w:iCs/>
+          <w:i/>
+        </w:rPr>
+        <w:t xml:space="preserve">limite vê o longe,</w:t>
+      </w:r>
+      <w:r>
+        <w:rPr>
+          <w:iCs/>
+          <w:i/>
+        </w:rPr>
+        <w:t xml:space="preserve"> </w:t>
+      </w:r>
+      <w:r>
+        <w:rPr>
+          <w:iCs/>
+          <w:i/>
+        </w:rPr>
+        <w:t xml:space="preserve">derivada mede o agora, integral soma tudo, exponencial repete o</w:t>
       </w:r>
       <w:r>
         <w:rPr>
@@ -44007,23 +44290,7 @@
               <w:jc w:val="left"/>
             </w:pPr>
             <w:r>
-              <w:t xml:space="preserve">Zere a derivada</w:t>
-            </w:r>
-            <w:r>
-              <w:t xml:space="preserve"> </w:t>
-            </w:r>
-            <w:r>
-              <w:rPr>
-                <w:bCs/>
-                <w:b/>
-              </w:rPr>
-              <w:t xml:space="preserve">e teste</w:t>
-            </w:r>
-            <w:r>
-              <w:t xml:space="preserve"> </w:t>
-            </w:r>
-            <w:r>
-              <w:t xml:space="preserve">(2ª derivada ou sinal)</w:t>
+              <w:t xml:space="preserve">Liste pontos críticos, teste e compare as bordas</w:t>
             </w:r>
           </w:p>
         </w:tc>
@@ -44038,10 +44305,13 @@
               <w:rPr>
                 <w:rStyle w:val="VerbatimChar"/>
               </w:rPr>
-              <w:t xml:space="preserve">f'(x)=0</w:t>
+              <w:t xml:space="preserve">f′=0</w:t>
             </w:r>
             <w:r>
-              <w:t xml:space="preserve">,</w:t>
+              <w:t xml:space="preserve"> </w:t>
+            </w:r>
+            <w:r>
+              <w:t xml:space="preserve">ou</w:t>
             </w:r>
             <w:r>
               <w:t xml:space="preserve"> </w:t>
@@ -44050,13 +44320,19 @@
               <w:rPr>
                 <w:rStyle w:val="VerbatimChar"/>
               </w:rPr>
-              <w:t xml:space="preserve">f''&lt;0</w:t>
+              <w:t xml:space="preserve">f′</w:t>
             </w:r>
             <w:r>
               <w:t xml:space="preserve"> </w:t>
             </w:r>
             <w:r>
-              <w:t xml:space="preserve">máx</w:t>
+              <w:t xml:space="preserve">não existe; classifique o</w:t>
+            </w:r>
+            <w:r>
+              <w:t xml:space="preserve"> </w:t>
+            </w:r>
+            <w:r>
+              <w:t xml:space="preserve">ponto</w:t>
             </w:r>
           </w:p>
         </w:tc>
@@ -44168,7 +44444,7 @@
               <w:t xml:space="preserve"> </w:t>
             </w:r>
             <w:r>
-              <w:t xml:space="preserve">(e soma C)</w:t>
+              <w:t xml:space="preserve">(se n≠−1)</w:t>
             </w:r>
           </w:p>
         </w:tc>
@@ -44183,7 +44459,19 @@
               <w:rPr>
                 <w:rStyle w:val="VerbatimChar"/>
               </w:rPr>
-              <w:t xml:space="preserve">∫xⁿ dx = xⁿ⁺¹/(n+1) + C</w:t>
+              <w:t xml:space="preserve">∫xⁿ dx = xⁿ⁺¹/(n+1)+C</w:t>
+            </w:r>
+            <w:r>
+              <w:t xml:space="preserve">; para n=−1,</w:t>
+            </w:r>
+            <w:r>
+              <w:t xml:space="preserve"> </w:t>
+            </w:r>
+            <w:r>
+              <w:rPr>
+                <w:rStyle w:val="VerbatimChar"/>
+              </w:rPr>
+              <w:t xml:space="preserve">ln|x|+C</w:t>
             </w:r>
           </w:p>
         </w:tc>
@@ -44612,7 +44900,7 @@
               <w:jc w:val="left"/>
             </w:pPr>
             <w:r>
-              <w:t xml:space="preserve">ln2 ÷ k (independe da quantidade inicial)</w:t>
+              <w:t xml:space="preserve">ln2 ÷ módulo de k (independe da quantidade inicial)</w:t>
             </w:r>
           </w:p>
         </w:tc>
@@ -44627,7 +44915,31 @@
               <w:rPr>
                 <w:rStyle w:val="VerbatimChar"/>
               </w:rPr>
-              <w:t xml:space="preserve">T½ = ln2/k</w:t>
+              <w:t xml:space="preserve">T½ = ln2/|k|</w:t>
+            </w:r>
+            <w:r>
+              <w:t xml:space="preserve">; em</w:t>
+            </w:r>
+            <w:r>
+              <w:t xml:space="preserve"> </w:t>
+            </w:r>
+            <w:r>
+              <w:rPr>
+                <w:rStyle w:val="VerbatimChar"/>
+              </w:rPr>
+              <w:t xml:space="preserve">S′=−kS</w:t>
+            </w:r>
+            <w:r>
+              <w:t xml:space="preserve">,</w:t>
+            </w:r>
+            <w:r>
+              <w:t xml:space="preserve"> </w:t>
+            </w:r>
+            <w:r>
+              <w:rPr>
+                <w:rStyle w:val="VerbatimChar"/>
+              </w:rPr>
+              <w:t xml:space="preserve">k&gt;0</w:t>
             </w:r>
           </w:p>
         </w:tc>
@@ -44653,7 +44965,7 @@
               <w:jc w:val="left"/>
             </w:pPr>
             <w:r>
-              <w:t xml:space="preserve">1 ÷ k (</w:t>
+              <w:t xml:space="preserve">1 ÷ módulo de k (</w:t>
             </w:r>
             <w:r>
               <w:rPr>
@@ -44681,7 +44993,7 @@
               <w:rPr>
                 <w:rStyle w:val="VerbatimChar"/>
               </w:rPr>
-              <w:t xml:space="preserve">τ = 1/k</w:t>
+              <w:t xml:space="preserve">τ = 1/|k|</w:t>
             </w:r>
           </w:p>
         </w:tc>
@@ -45088,7 +45400,7 @@
         <w:rPr>
           <w:rStyle w:val="VerbatimChar"/>
         </w:rPr>
-        <w:t xml:space="preserve">ln2/k</w:t>
+        <w:t xml:space="preserve">ln2/|k|</w:t>
       </w:r>
       <w:r>
         <w:t xml:space="preserve"> </w:t>
@@ -45113,7 +45425,7 @@
         <w:rPr>
           <w:rStyle w:val="VerbatimChar"/>
         </w:rPr>
-        <w:t xml:space="preserve">1/k</w:t>
+        <w:t xml:space="preserve">1/|k|</w:t>
       </w:r>
       <w:r>
         <w:t xml:space="preserve">?</w:t>
@@ -45563,13 +45875,61 @@
         <w:t xml:space="preserve"> </w:t>
       </w:r>
       <w:r>
-        <w:t xml:space="preserve">"Proporcional → exponencial. Cresce = +,</w:t>
-      </w:r>
-      <w:r>
-        <w:t xml:space="preserve"> </w:t>
-      </w:r>
-      <w:r>
-        <w:t xml:space="preserve">decai = −. Meia-vida = ln2/k, não 1/k."</w:t>
+        <w:t xml:space="preserve">"Proporcional → exponencial.</w:t>
+      </w:r>
+      <w:r>
+        <w:t xml:space="preserve"> </w:t>
+      </w:r>
+      <w:r>
+        <w:rPr>
+          <w:rStyle w:val="VerbatimChar"/>
+        </w:rPr>
+        <w:t xml:space="preserve">k&gt;0</w:t>
+      </w:r>
+      <w:r>
+        <w:t xml:space="preserve"> </w:t>
+      </w:r>
+      <w:r>
+        <w:t xml:space="preserve">cresce;</w:t>
+      </w:r>
+      <w:r>
+        <w:t xml:space="preserve"> </w:t>
+      </w:r>
+      <w:r>
+        <w:rPr>
+          <w:rStyle w:val="VerbatimChar"/>
+        </w:rPr>
+        <w:t xml:space="preserve">k&lt;0</w:t>
+      </w:r>
+      <w:r>
+        <w:t xml:space="preserve"> </w:t>
+      </w:r>
+      <w:r>
+        <w:t xml:space="preserve">decai. Meia-vida =</w:t>
+      </w:r>
+      <w:r>
+        <w:t xml:space="preserve"> </w:t>
+      </w:r>
+      <w:r>
+        <w:rPr>
+          <w:rStyle w:val="VerbatimChar"/>
+        </w:rPr>
+        <w:t xml:space="preserve">ln2/|k|</w:t>
+      </w:r>
+      <w:r>
+        <w:t xml:space="preserve">, não</w:t>
+      </w:r>
+      <w:r>
+        <w:t xml:space="preserve"> </w:t>
+      </w:r>
+      <w:r>
+        <w:rPr>
+          <w:rStyle w:val="VerbatimChar"/>
+        </w:rPr>
+        <w:t xml:space="preserve">1/|k|</w:t>
+      </w:r>
+      <w:r>
+        <w:t xml:space="preserve">."</w:t>
       </w:r>
     </w:p>
     <w:bookmarkEnd w:id="202"/>
@@ -47491,22 +47851,22 @@
         <w:t xml:space="preserve">dy/dx = ky</w:t>
       </w:r>
       <w:r>
-        <w:t xml:space="preserve">, aplico sinal correto e calculo</w:t>
-      </w:r>
-      <w:r>
-        <w:t xml:space="preserve"> </w:t>
-      </w:r>
-      <w:r>
-        <w:t xml:space="preserve">meia-vida</w:t>
-      </w:r>
-      <w:r>
-        <w:t xml:space="preserve"> </w:t>
-      </w:r>
-      <w:r>
-        <w:rPr>
-          <w:rStyle w:val="VerbatimChar"/>
-        </w:rPr>
-        <w:t xml:space="preserve">ln2/k</w:t>
+        <w:t xml:space="preserve">, aplico o sinal correto e</w:t>
+      </w:r>
+      <w:r>
+        <w:t xml:space="preserve"> </w:t>
+      </w:r>
+      <w:r>
+        <w:t xml:space="preserve">calculo meia-vida</w:t>
+      </w:r>
+      <w:r>
+        <w:t xml:space="preserve"> </w:t>
+      </w:r>
+      <w:r>
+        <w:rPr>
+          <w:rStyle w:val="VerbatimChar"/>
+        </w:rPr>
+        <w:t xml:space="preserve">ln2/|k|</w:t>
       </w:r>
       <w:r>
         <w:t xml:space="preserve"> </w:t>
@@ -48003,25 +48363,43 @@
         <w:t xml:space="preserve"> </w:t>
       </w:r>
       <w:r>
-        <w:t xml:space="preserve">— onde</w:t>
-      </w:r>
-      <w:r>
-        <w:t xml:space="preserve"> </w:t>
-      </w:r>
-      <w:r>
-        <w:rPr>
-          <w:rStyle w:val="VerbatimChar"/>
-        </w:rPr>
-        <w:t xml:space="preserve">f' = 0</w:t>
-      </w:r>
-      <w:r>
-        <w:t xml:space="preserve">. Suspeito</w:t>
-      </w:r>
-      <w:r>
-        <w:t xml:space="preserve"> </w:t>
-      </w:r>
-      <w:r>
-        <w:t xml:space="preserve">de máx/mín.</w:t>
+        <w:t xml:space="preserve">— ponto do domínio onde</w:t>
+      </w:r>
+      <w:r>
+        <w:t xml:space="preserve"> </w:t>
+      </w:r>
+      <w:r>
+        <w:rPr>
+          <w:rStyle w:val="VerbatimChar"/>
+        </w:rPr>
+        <w:t xml:space="preserve">f′=0</w:t>
+      </w:r>
+      <w:r>
+        <w:t xml:space="preserve"> </w:t>
+      </w:r>
+      <w:r>
+        <w:t xml:space="preserve">ou</w:t>
+      </w:r>
+      <w:r>
+        <w:t xml:space="preserve"> </w:t>
+      </w:r>
+      <w:r>
+        <w:rPr>
+          <w:rStyle w:val="VerbatimChar"/>
+        </w:rPr>
+        <w:t xml:space="preserve">f′</w:t>
+      </w:r>
+      <w:r>
+        <w:t xml:space="preserve"> </w:t>
+      </w:r>
+      <w:r>
+        <w:t xml:space="preserve">não existe; ainda precisa ser</w:t>
+      </w:r>
+      <w:r>
+        <w:t xml:space="preserve"> </w:t>
+      </w:r>
+      <w:r>
+        <w:t xml:space="preserve">classificado.</w:t>
       </w:r>
     </w:p>
     <w:p>
@@ -48268,31 +48646,28 @@
         <w:rPr>
           <w:rStyle w:val="VerbatimChar"/>
         </w:rPr>
-        <w:t xml:space="preserve">ln2/k</w:t>
-      </w:r>
-      <w:r>
-        <w:t xml:space="preserve">. Diferente de</w:t>
-      </w:r>
-      <w:r>
-        <w:t xml:space="preserve"> </w:t>
-      </w:r>
-      <w:r>
-        <w:rPr>
-          <w:rStyle w:val="VerbatimChar"/>
-        </w:rPr>
-        <w:t xml:space="preserve">1/k</w:t>
-      </w:r>
-      <w:r>
-        <w:t xml:space="preserve"> </w:t>
-      </w:r>
-      <w:r>
-        <w:t xml:space="preserve">(constante de</w:t>
-      </w:r>
-      <w:r>
-        <w:t xml:space="preserve"> </w:t>
-      </w:r>
-      <w:r>
-        <w:t xml:space="preserve">tempo).</w:t>
+        <w:t xml:space="preserve">ln2/|k|</w:t>
+      </w:r>
+      <w:r>
+        <w:t xml:space="preserve">. É diferente de</w:t>
+      </w:r>
+      <w:r>
+        <w:t xml:space="preserve"> </w:t>
+      </w:r>
+      <w:r>
+        <w:rPr>
+          <w:rStyle w:val="VerbatimChar"/>
+        </w:rPr>
+        <w:t xml:space="preserve">1/|k|</w:t>
+      </w:r>
+      <w:r>
+        <w:t xml:space="preserve">, que é o tempo</w:t>
+      </w:r>
+      <w:r>
+        <w:t xml:space="preserve"> </w:t>
+      </w:r>
+      <w:r>
+        <w:t xml:space="preserve">característico.</w:t>
       </w:r>
     </w:p>
     <w:p>
@@ -51695,22 +52070,37 @@
         <w:pStyle w:val="Compact"/>
       </w:pPr>
       <w:r>
-        <w:t xml:space="preserve">Zere</w:t>
-      </w:r>
-      <w:r>
-        <w:t xml:space="preserve"> </w:t>
-      </w:r>
-      <w:r>
-        <w:rPr>
-          <w:rStyle w:val="VerbatimChar"/>
-        </w:rPr>
-        <w:t xml:space="preserve">f' = 0</w:t>
-      </w:r>
-      <w:r>
-        <w:t xml:space="preserve"> </w:t>
-      </w:r>
-      <w:r>
-        <w:t xml:space="preserve">no intervalo útil.</w:t>
+        <w:t xml:space="preserve">Liste no intervalo útil onde</w:t>
+      </w:r>
+      <w:r>
+        <w:t xml:space="preserve"> </w:t>
+      </w:r>
+      <w:r>
+        <w:rPr>
+          <w:rStyle w:val="VerbatimChar"/>
+        </w:rPr>
+        <w:t xml:space="preserve">f′=0</w:t>
+      </w:r>
+      <w:r>
+        <w:t xml:space="preserve"> </w:t>
+      </w:r>
+      <w:r>
+        <w:t xml:space="preserve">e onde</w:t>
+      </w:r>
+      <w:r>
+        <w:t xml:space="preserve"> </w:t>
+      </w:r>
+      <w:r>
+        <w:rPr>
+          <w:rStyle w:val="VerbatimChar"/>
+        </w:rPr>
+        <w:t xml:space="preserve">f′</w:t>
+      </w:r>
+      <w:r>
+        <w:t xml:space="preserve"> </w:t>
+      </w:r>
+      <w:r>
+        <w:t xml:space="preserve">não existe; considere também as bordas.</w:t>
       </w:r>
     </w:p>
     <w:p>
@@ -51722,7 +52112,7 @@
         <w:pStyle w:val="Compact"/>
       </w:pPr>
       <w:r>
-        <w:t xml:space="preserve">Tabela de sinais (esquerda/direita).</w:t>
+        <w:t xml:space="preserve">Monte a tabela de sinais.</w:t>
       </w:r>
     </w:p>
     <w:p>
@@ -51743,7 +52133,7 @@
         <w:rPr>
           <w:rStyle w:val="VerbatimChar"/>
         </w:rPr>
-        <w:t xml:space="preserve">f''&gt;0</w:t>
+        <w:t xml:space="preserve">f″&gt;0</w:t>
       </w:r>
       <w:r>
         <w:t xml:space="preserve"> </w:t>
@@ -51758,7 +52148,7 @@
         <w:rPr>
           <w:rStyle w:val="VerbatimChar"/>
         </w:rPr>
-        <w:t xml:space="preserve">f''&lt;0</w:t>
+        <w:t xml:space="preserve">f″&lt;0</w:t>
       </w:r>
       <w:r>
         <w:t xml:space="preserve"> </w:t>
@@ -51782,7 +52172,7 @@
         <w:pStyle w:val="Compact"/>
       </w:pPr>
       <w:r>
-        <w:t xml:space="preserve">Avalie suspeitos + bordas. Responda com unidade.</w:t>
+        <w:t xml:space="preserve">Avalie candidatos e bordas. Responda com unidade.</w:t>
       </w:r>
     </w:p>
     <w:bookmarkEnd w:id="224"/>
@@ -51898,6 +52288,24 @@
         <w:pStyle w:val="Compact"/>
       </w:pPr>
       <w:r>
+        <w:t xml:space="preserve">Para</w:t>
+      </w:r>
+      <w:r>
+        <w:t xml:space="preserve"> </w:t>
+      </w:r>
+      <w:r>
+        <w:rPr>
+          <w:rStyle w:val="VerbatimChar"/>
+        </w:rPr>
+        <w:t xml:space="preserve">n≠−1</w:t>
+      </w:r>
+      <w:r>
+        <w:t xml:space="preserve">, aplique</w:t>
+      </w:r>
+      <w:r>
+        <w:t xml:space="preserve"> </w:t>
+      </w:r>
+      <w:r>
         <w:rPr>
           <w:rStyle w:val="VerbatimChar"/>
         </w:rPr>
@@ -51907,7 +52315,37 @@
         <w:t xml:space="preserve"> </w:t>
       </w:r>
       <w:r>
-        <w:t xml:space="preserve">termo a termo.</w:t>
+        <w:t xml:space="preserve">termo a</w:t>
+      </w:r>
+      <w:r>
+        <w:t xml:space="preserve"> </w:t>
+      </w:r>
+      <w:r>
+        <w:t xml:space="preserve">termo; para</w:t>
+      </w:r>
+      <w:r>
+        <w:t xml:space="preserve"> </w:t>
+      </w:r>
+      <w:r>
+        <w:rPr>
+          <w:rStyle w:val="VerbatimChar"/>
+        </w:rPr>
+        <w:t xml:space="preserve">n=−1</w:t>
+      </w:r>
+      <w:r>
+        <w:t xml:space="preserve">, use</w:t>
+      </w:r>
+      <w:r>
+        <w:t xml:space="preserve"> </w:t>
+      </w:r>
+      <w:r>
+        <w:rPr>
+          <w:rStyle w:val="VerbatimChar"/>
+        </w:rPr>
+        <w:t xml:space="preserve">ln|x|</w:t>
+      </w:r>
+      <w:r>
+        <w:t xml:space="preserve">.</w:t>
       </w:r>
     </w:p>
     <w:p>
@@ -52246,16 +52684,49 @@
         <w:rPr>
           <w:rStyle w:val="VerbatimChar"/>
         </w:rPr>
+        <w:t xml:space="preserve">ln2/|k|</w:t>
+      </w:r>
+      <w:r>
+        <w:t xml:space="preserve">. Na convenção</w:t>
+      </w:r>
+      <w:r>
+        <w:t xml:space="preserve"> </w:t>
+      </w:r>
+      <w:r>
+        <w:rPr>
+          <w:rStyle w:val="VerbatimChar"/>
+        </w:rPr>
+        <w:t xml:space="preserve">S′=−kS</w:t>
+      </w:r>
+      <w:r>
+        <w:t xml:space="preserve">, escreva</w:t>
+      </w:r>
+      <w:r>
+        <w:t xml:space="preserve"> </w:t>
+      </w:r>
+      <w:r>
+        <w:rPr>
+          <w:rStyle w:val="VerbatimChar"/>
+        </w:rPr>
+        <w:t xml:space="preserve">k&gt;0</w:t>
+      </w:r>
+      <w:r>
+        <w:t xml:space="preserve"> </w:t>
+      </w:r>
+      <w:r>
+        <w:t xml:space="preserve">e use</w:t>
+      </w:r>
+      <w:r>
+        <w:t xml:space="preserve"> </w:t>
+      </w:r>
+      <w:r>
+        <w:rPr>
+          <w:rStyle w:val="VerbatimChar"/>
+        </w:rPr>
         <w:t xml:space="preserve">ln2/k</w:t>
       </w:r>
       <w:r>
-        <w:t xml:space="preserve">. Cresceu com k negativo?</w:t>
-      </w:r>
-      <w:r>
-        <w:t xml:space="preserve"> </w:t>
-      </w:r>
-      <w:r>
-        <w:t xml:space="preserve">Volte ao passo 1.</w:t>
+        <w:t xml:space="preserve">.</w:t>
       </w:r>
     </w:p>
     <w:p>
@@ -58092,13 +58563,13 @@
         <w:t xml:space="preserve"> </w:t>
       </w:r>
       <w:r>
-        <w:t xml:space="preserve">constantes; não descrevem a desaceleração biológica de um povoamento</w:t>
-      </w:r>
-      <w:r>
-        <w:t xml:space="preserve"> </w:t>
-      </w:r>
-      <w:r>
-        <w:t xml:space="preserve">real.</w:t>
+        <w:t xml:space="preserve">constantes e não incluem outras variações que um modelo de manejo</w:t>
+      </w:r>
+      <w:r>
+        <w:t xml:space="preserve"> </w:t>
+      </w:r>
+      <w:r>
+        <w:t xml:space="preserve">pudesse representar.</w:t>
       </w:r>
     </w:p>
     <w:bookmarkEnd w:id="249"/>
@@ -60017,19 +60488,19 @@
         <w:t xml:space="preserve"> </w:t>
       </w:r>
       <w:r>
-        <w:t xml:space="preserve">decomposição real pode depender de</w:t>
-      </w:r>
-      <w:r>
-        <w:t xml:space="preserve"> </w:t>
-      </w:r>
-      <w:r>
-        <w:t xml:space="preserve">temperatura, umidade e grupos de material; a proporcionalidade constante</w:t>
-      </w:r>
-      <w:r>
-        <w:t xml:space="preserve"> </w:t>
-      </w:r>
-      <w:r>
-        <w:t xml:space="preserve">é apenas uma idealização.</w:t>
+        <w:t xml:space="preserve">a EDO não separa fatores</w:t>
+      </w:r>
+      <w:r>
+        <w:t xml:space="preserve"> </w:t>
+      </w:r>
+      <w:r>
+        <w:t xml:space="preserve">ambientais nem tipos de material; ela impõe apenas uma taxa proporcional</w:t>
+      </w:r>
+      <w:r>
+        <w:t xml:space="preserve"> </w:t>
+      </w:r>
+      <w:r>
+        <w:t xml:space="preserve">constante.</w:t>
       </w:r>
     </w:p>
     <w:bookmarkEnd w:id="255"/>
